--- a/backend/app/templates/cover_letter_template.docx
+++ b/backend/app/templates/cover_letter_template.docx
@@ -594,7 +594,7 @@
       <w:tr>
         <w:trPr>
           <w:cantSplit w:val="0"/>
-          <w:trHeight w:val="16095" w:hRule="atLeast"/>
+          <w:trHeight w:hRule="auto"/>
           <w:tblHeader w:val="0"/>
         </w:trPr>
         <w:tc>
@@ -613,6 +613,7 @@
         <w:tc>
           <w:tcPr>
             <w:gridSpan w:val="2"/>
+            <w:vAlign w:val="top"/>
           </w:tcPr>
           <w:p>
             <w:pPr>
